--- a/FIES_female_land_ownership_results.docx
+++ b/FIES_female_land_ownership_results.docx
@@ -135,7 +135,22 @@
           <w:i w:val="0"/>
           <w:sz w:val="22"/>
         </w:rPr>
-        <w:t>Three files are merged on household_id with keepusing() so post-planting names s2q05, s2q06 and s2q17 do not overwrite household education variables. The inner merge retains 1,969 households. Casewise deletion drops 38 missing SFI, 53 missing the dependency ratio, and 69 missing soil fertility. The estimation sample is 1,809 households in 200 enumeration areas, representing 13,063,904 people. Weight = pw_w5. This is the parcel-file subsample, not the full 4,829-household FIES file.</w:t>
+        <w:t>Three files are merged on household_id with keepusing() so post-planting names s2q05, s2q06 and s2q17 do not overwrite household education variables. The inner merge retains 1,969 households. Casewise deletion then drops 160 households: 38 missing SFI (all landless, total_land = 0), 53 missing the dependency ratio, and 84 missing soil fertility, with some overlap. The estimation sample is 1,809 households in 200 enumeration areas, representing 13,063,904 people. Weight = pw_w5. This is the parcel-file subsample, not the full 4,829-household FIES file.</w:t>
+      </w:r>
+    </w:p>
+    <w:p>
+      <w:pPr>
+        <w:spacing w:after="160" w:before="0" w:line="276" w:lineRule="auto"/>
+        <w:ind w:firstLine="432"/>
+      </w:pPr>
+      <w:r>
+        <w:rPr>
+          <w:rFonts w:ascii="Times New Roman" w:hAnsi="Times New Roman" w:eastAsia="Times New Roman"/>
+          <w:b w:val="0"/>
+          <w:i w:val="0"/>
+          <w:sz w:val="22"/>
+        </w:rPr>
+        <w:t>An earlier food-security table had N = 1,826, not 1,809. The 17-household gap is the dependency ratio, not the merge and not the extra controls on that table (married, total land, livestock). female landowner analysis.do built dependency_ratio = dependent / independent on the full household roster (child under 15, old over 64, working-age 15–64) and only then kept heads. food_security_ownership.do cannot do that: fies_household.dta is heads only, so it uses (household_size − active_hh_member) / active_hh_member and drops the household when active_hh_member is 0. Those 53 households are elderly-headed (head aged 65–90). 48 of them have SFI and soil fertility; 19 live alone and would also be missing under the roster formula; 29 have other members, and 17 of those 29 are the extra observations in the 1,826-row table — households with no economically active member but at least one person of working age on the roster. Distances, weights, and the extra old-table controls have no missing values on these files and do not change N. To recover 1,826, merge in the roster-built dependency_ratio from sect1.</w:t>
       </w:r>
     </w:p>
     <w:p>

--- a/FIES_female_land_ownership_results.docx
+++ b/FIES_female_land_ownership_results.docx
@@ -150,7 +150,7 @@
           <w:i w:val="0"/>
           <w:sz w:val="22"/>
         </w:rPr>
-        <w:t>An earlier food-security table had N = 1,826, not 1,809. The 17-household gap is the dependency ratio, not the merge and not the extra controls on that table (married, total land, livestock). female landowner analysis.do built dependency_ratio = dependent / independent on the full household roster (child under 15, old over 64, working-age 15–64) and only then kept heads. food_security_ownership.do cannot do that: fies_household.dta is heads only, so it uses (household_size − active_hh_member) / active_hh_member and drops the household when active_hh_member is 0. Those 53 households are elderly-headed (head aged 65–90). 48 of them have SFI and soil fertility; 19 live alone and would also be missing under the roster formula; 29 have other members, and 17 of those 29 are the extra observations in the 1,826-row table — households with no economically active member but at least one person of working age on the roster. Distances, weights, and the extra old-table controls have no missing values on these files and do not change N. To recover 1,826, merge in the roster-built dependency_ratio from sect1.</w:t>
+        <w:t>1,826 is the correct paper sample. Rebuilding ETH_2021_ESPS-W5_v01_M_Stata_1/codes/paper code/merge_ownership.do from the raw roster (sect1) and the same inner merges reproduces N = 1,826 exactly, and the summary means in summary_paper.txt (age 45.90, female landowner 0.502, FIES dummy 0.370, livestock_hh 0.863). Logit coefficients match specpaper_coef.txt: any female owner −0.264 (0.122) on moderate/severe FI and −0.399 (0.187) on severe FI. Average marginal effects match spec_paper.txt / sample_output_food.docx: −5.2 pp (0.024) and −3.7 pp (0.017). Wald tests still do not reject sole = joint (p = 0.261 and 0.148). Nothing was wrong with 1,826. The 1,809-row run used fies_household.dta (heads only) and (household_size − active_hh_member) / active_hh_member, which drops elderly households with no economically active member even when the roster still has a working-age member. 25 paper households are absent from the 1,809-row file and 8 go the other way (net 17). The paper logits also include married, total land, and livestock_hh (coded farm_type 1 or 3 — crop or mixed, not livestock-only) and omit distances. That specification, not a merge error, is why the AMEs are smaller than the 1,809-row previous-design AMEs.</w:t>
       </w:r>
     </w:p>
     <w:p>
